--- a/astro-site/public/dl/guia-panaderia-obrador/guia-panaderia-obrador.docx
+++ b/astro-site/public/dl/guia-panaderia-obrador/guia-panaderia-obrador.docx
@@ -48,13 +48,9 @@
       </w:r>
     </w:p>
     <w:p>
-      <w:r>
-        <w:br w:type="page"/>
-      </w:r>
-    </w:p>
-    <w:p>
       <w:pPr>
         <w:pStyle w:val="Heading1"/>
+        <w:pageBreakBefore/>
       </w:pPr>
       <w:r>
         <w:t>1. Qué es una Panadería con Obrador</w:t>
@@ -2799,7 +2795,7 @@
       </w:r>
     </w:p>
     <w:sectPr>
-      <w:pgSz w:w="12240" w:h="15840"/>
+      <w:pgSz w:w="11906" w:h="16838"/>
       <w:pgMar w:top="1417" w:right="1417" w:bottom="1417" w:left="1417" w:header="720" w:footer="720" w:gutter="0"/>
       <w:cols w:space="720"/>
       <w:docGrid w:linePitch="360"/>
